--- a/docs/Manual_de_Usuario.docx
+++ b/docs/Manual_de_Usuario.docx
@@ -554,6 +554,24 @@
         <w:t>La ubicación es aproximada (por dirección de la sede o por ciudad).</w:t>
       </w:r>
     </w:p>
+    <w:p>
+      <w:pPr>
+        <w:pStyle w:val="Heading1"/>
+      </w:pPr>
+      <w:r>
+        <w:t>9. Dónde queda el archivo de Excel</w:t>
+      </w:r>
+    </w:p>
+    <w:p>
+      <w:r>
+        <w:t>Al pulsar «Actualizar el archivo», el libro se guarda en la carpeta del proyecto, en data\outputs\Consumos_Consolidado.xlsx. Las carpetas se crean solas la primera vez; no necesitas prepararlas. También puedes descargarlo con el botón «Descargar Excel».</w:t>
+      </w:r>
+    </w:p>
+    <w:p>
+      <w:r>
+        <w:t>El libro tiene estas hojas: Resumen (indicadores y totales por sede), Base (todas las facturas), Atipicos (consumos fuera de lo normal), Por revisar (facturas con baja confianza) y, cuando existan, Pendientes de lectura y Faltantes. Los encabezados van en azul institucional, con filtros, primera fila fija y valores en pesos y consumos con separador de miles.</w:t>
+      </w:r>
+    </w:p>
     <w:sectPr>
       <w:pgSz w:w="12240" w:h="15840"/>
       <w:pgMar w:top="1134" w:right="1247" w:bottom="1134" w:left="1247" w:header="720" w:footer="720" w:gutter="0"/>

--- a/docs/Manual_de_Usuario.docx
+++ b/docs/Manual_de_Usuario.docx
@@ -490,7 +490,7 @@
         <w:pStyle w:val="ListNumber"/>
       </w:pPr>
       <w:r>
-        <w:t>Ingresa con tu correo y contraseña de acceso (te los entrega el equipo técnico).</w:t>
+        <w:t>En la app el dashboard abre solo, sin correo ni contraseña, con los datos de tu equipo. Ocupa toda la pantalla.</w:t>
       </w:r>
     </w:p>
     <w:p>
@@ -506,7 +506,7 @@
         <w:pStyle w:val="ListNumber"/>
       </w:pPr>
       <w:r>
-        <w:t>Si no ves los datos más recientes, pulsa «Regenerar con los últimos datos».</w:t>
+        <w:t>Si no ves los datos más recientes, pulsa «Regenerar con los últimos datos» (botón abajo a la derecha) y recarga con F5.</w:t>
       </w:r>
     </w:p>
     <w:p>
@@ -570,6 +570,11 @@
     <w:p>
       <w:r>
         <w:t>El libro tiene estas hojas: Resumen (indicadores y totales por sede), Base (todas las facturas), Atipicos (consumos fuera de lo normal), Por revisar (facturas con baja confianza) y, cuando existan, Pendientes de lectura y Faltantes. Los encabezados van en azul institucional, con filtros, primera fila fija y valores en pesos y consumos con separador de miles.</w:t>
+      </w:r>
+    </w:p>
+    <w:p>
+      <w:r>
+        <w:t>Nota: el dashboard publicado en GitHub Pages sí pide correo y contraseña; la app local no, porque los datos están en tu propio equipo.</w:t>
       </w:r>
     </w:p>
     <w:sectPr>
